--- a/铁路线路智能综合检测机器人/技术文档章节拆分_20260417_0116/铁路线路智能综合检测机器人_技术文档_V3.0_第12章_项目总结与未来发展展望_20260417_0116.docx
+++ b/铁路线路智能综合检测机器人/技术文档章节拆分_20260417_0116/铁路线路智能综合检测机器人_技术文档_V3.0_第12章_项目总结与未来发展展望_20260417_0116.docx
@@ -824,7 +824,7 @@
         <w:rPr>
           <w:sz w:val="21"/>
         </w:rPr>
-        <w:t>线路基础设施的全寿命周期管理是本系统的长远目标，也是铁路智能化运维的终极形态。</w:t>
+        <w:t>线路基础设施的全生命周期管理是本系统的长远目标，也是铁路智能化运维的终极形态。</w:t>
       </w:r>
     </w:p>
     <w:p>
@@ -835,7 +835,7 @@
         <w:rPr>
           <w:sz w:val="21"/>
         </w:rPr>
-        <w:t>**全寿命周期管理目标：**</w:t>
+        <w:t>**全生命周期管理目标：**</w:t>
       </w:r>
     </w:p>
     <w:p>
@@ -846,7 +846,7 @@
         <w:rPr>
           <w:sz w:val="21"/>
         </w:rPr>
-        <w:t>本系统的全寿命周期管理对象为**铁路线路基础设施**，覆盖以下五大类：</w:t>
+        <w:t>本系统的全生命周期管理对象为**铁路线路基础设施**，覆盖以下五大类：</w:t>
       </w:r>
     </w:p>
     <w:tbl>

--- a/铁路线路智能综合检测机器人/技术文档章节拆分_20260417_0116/铁路线路智能综合检测机器人_技术文档_V3.0_第12章_项目总结与未来发展展望_20260417_0116.docx
+++ b/铁路线路智能综合检测机器人/技术文档章节拆分_20260417_0116/铁路线路智能综合检测机器人_技术文档_V3.0_第12章_项目总结与未来发展展望_20260417_0116.docx
@@ -824,7 +824,7 @@
         <w:rPr>
           <w:sz w:val="21"/>
         </w:rPr>
-        <w:t>线路基础设施的全生命周期管理是本系统的长远目标，也是铁路智能化运维的终极形态。</w:t>
+        <w:t>线路基础设施的全寿命周期管理是本系统的长远目标，也是铁路智能化运维的终极形态。</w:t>
       </w:r>
     </w:p>
     <w:p>
@@ -835,7 +835,7 @@
         <w:rPr>
           <w:sz w:val="21"/>
         </w:rPr>
-        <w:t>**全生命周期管理目标：**</w:t>
+        <w:t>**全寿命周期管理目标：**</w:t>
       </w:r>
     </w:p>
     <w:p>
@@ -846,7 +846,7 @@
         <w:rPr>
           <w:sz w:val="21"/>
         </w:rPr>
-        <w:t>本系统的全生命周期管理对象为**铁路线路基础设施**，覆盖以下五大类：</w:t>
+        <w:t>本系统的全寿命周期管理对象为**铁路线路基础设施**，覆盖以下五大类：</w:t>
       </w:r>
     </w:p>
     <w:tbl>

--- a/铁路线路智能综合检测机器人/技术文档章节拆分_20260417_0116/铁路线路智能综合检测机器人_技术文档_V3.0_第12章_项目总结与未来发展展望_20260417_0116.docx
+++ b/铁路线路智能综合检测机器人/技术文档章节拆分_20260417_0116/铁路线路智能综合检测机器人_技术文档_V3.0_第12章_项目总结与未来发展展望_20260417_0116.docx
@@ -26,6 +26,28 @@
           <w:sz w:val="26"/>
         </w:rPr>
         <w:t>一、核心价值总结</w:t>
+      </w:r>
+    </w:p>
+    <w:p>
+      <w:pPr>
+        <w:spacing w:after="60"/>
+      </w:pPr>
+      <w:r>
+        <w:rPr>
+          <w:sz w:val="21"/>
+        </w:rPr>
+        <w:t>本系统以 AI 为核心驱动，将铁路线路检测从传统劳动密集型作业，全面升级为智能化、自动化、高效率、高质量的科技驱动型运维模式。</w:t>
+      </w:r>
+    </w:p>
+    <w:p>
+      <w:pPr>
+        <w:spacing w:after="60"/>
+      </w:pPr>
+      <w:r>
+        <w:rPr>
+          <w:sz w:val="21"/>
+        </w:rPr>
+        <w:t>**六大核心价值：**</w:t>
       </w:r>
     </w:p>
     <w:tbl>
@@ -89,7 +111,7 @@
               <w:rPr>
                 <w:sz w:val="20"/>
               </w:rPr>
-              <w:t>一次出动完成全部 8 项检测，无需多次上道</w:t>
+              <w:t>一次出动完成全部 8 项检测，无需多次上道，节省人力和时间</w:t>
             </w:r>
           </w:p>
         </w:tc>
@@ -117,7 +139,7 @@
               <w:rPr>
                 <w:sz w:val="20"/>
               </w:rPr>
-              <w:t>边走边检测，AI 秒级输出，无需人工看图</w:t>
+              <w:t>边走边检测，AI 秒级输出缺陷判定结果，无需人工看图</w:t>
             </w:r>
           </w:p>
         </w:tc>
@@ -145,7 +167,7 @@
               <w:rPr>
                 <w:sz w:val="20"/>
               </w:rPr>
-              <w:t>AI 判级附带依据，结论可解释，数据可追溯</w:t>
+              <w:t>AI 判级附带完整依据，结论可解释，数据可追溯，用户信任度高</w:t>
             </w:r>
           </w:p>
         </w:tc>
@@ -173,7 +195,7 @@
               <w:rPr>
                 <w:sz w:val="20"/>
               </w:rPr>
-              <w:t>全线数据实时汇聚积累，构建线路健康知识资产</w:t>
+              <w:t>全线数据实时汇聚积累，构建线路健康知识资产，支持历史对比和趋势分析</w:t>
             </w:r>
           </w:p>
         </w:tc>
@@ -201,7 +223,7 @@
               <w:rPr>
                 <w:sz w:val="20"/>
               </w:rPr>
-              <w:t>全流程自动运行，异常自动报警，计划自动生成</w:t>
+              <w:t>全流程自动运行，异常自动报警，养护计划自动生成，减少人工介入</w:t>
             </w:r>
           </w:p>
         </w:tc>
@@ -229,13 +251,51 @@
               <w:rPr>
                 <w:sz w:val="20"/>
               </w:rPr>
-              <w:t>3 步启机，单人操作，降低操控成本和培训成本</w:t>
+              <w:t>3 步启机，单人操作，降低操控门槛和培训成本</w:t>
             </w:r>
           </w:p>
         </w:tc>
       </w:tr>
     </w:tbl>
     <w:p/>
+    <w:p>
+      <w:pPr>
+        <w:spacing w:after="60"/>
+      </w:pPr>
+      <w:r>
+        <w:rPr>
+          <w:sz w:val="21"/>
+        </w:rPr>
+        <w:t>**核心价值支撑体系：**</w:t>
+      </w:r>
+    </w:p>
+    <w:p>
+      <w:pPr>
+        <w:spacing w:after="120"/>
+        <w:ind w:left="432"/>
+      </w:pPr>
+      <w:r>
+        <w:rPr>
+          <w:rFonts w:ascii="Courier New" w:hAnsi="Courier New"/>
+          <w:sz w:val="18"/>
+        </w:rPr>
+        <w:t>六大核心价值</w:t>
+        <w:br/>
+        <w:t xml:space="preserve">     │</w:t>
+        <w:br/>
+        <w:t xml:space="preserve">     ├── 全自动 ──→ 一键出发 / 里程自动到达终止点自动停</w:t>
+        <w:br/>
+        <w:t xml:space="preserve">     ├── 实时检测 ──→ 边缘AI推理 &lt;1s / 缺陷秒级报警</w:t>
+        <w:br/>
+        <w:t xml:space="preserve">     ├── 全说明 ──→ AI依据可溯源 / 健康评分有公式 / 决策透明可审</w:t>
+        <w:br/>
+        <w:t xml:space="preserve">     ├── 大数据 ──→ 实时汇聚 / 智能存储 / 长期积累</w:t>
+        <w:br/>
+        <w:t xml:space="preserve">     ├── 无人干预 ──→ 自动巡航 / 自动返航 / 自动生成养护计划</w:t>
+        <w:br/>
+        <w:t xml:space="preserve">     └── 简单易用 ──→ 3步启机 / 触摸屏 / 单人操作</w:t>
+      </w:r>
+    </w:p>
     <w:p>
       <w:pPr>
         <w:spacing w:after="60"/>
@@ -338,7 +398,7 @@
               <w:rPr>
                 <w:sz w:val="20"/>
               </w:rPr>
-              <w:t>多人</w:t>
+              <w:t>多人，密集劳动力</w:t>
             </w:r>
           </w:p>
         </w:tc>
@@ -364,7 +424,7 @@
               <w:rPr>
                 <w:sz w:val="20"/>
               </w:rPr>
-              <w:t>**单人**</w:t>
+              <w:t>**单人即可**</w:t>
             </w:r>
           </w:p>
         </w:tc>
@@ -392,7 +452,7 @@
               <w:rPr>
                 <w:sz w:val="20"/>
               </w:rPr>
-              <w:t>主观记录</w:t>
+              <w:t>每次少量项，全靠经验</w:t>
             </w:r>
           </w:p>
         </w:tc>
@@ -418,7 +478,7 @@
               <w:rPr>
                 <w:sz w:val="20"/>
               </w:rPr>
-              <w:t>**一次 8 项**</w:t>
+              <w:t>**一次出动 8 项全覆盖**</w:t>
             </w:r>
           </w:p>
         </w:tc>
@@ -446,7 +506,7 @@
               <w:rPr>
                 <w:sz w:val="20"/>
               </w:rPr>
-              <w:t>纸质/口头</w:t>
+              <w:t>纸质记录或口头汇报</w:t>
             </w:r>
           </w:p>
         </w:tc>
@@ -459,7 +519,7 @@
               <w:rPr>
                 <w:sz w:val="20"/>
               </w:rPr>
-              <w:t>离散电子数据</w:t>
+              <w:t>离散电子数据，格式不统一</w:t>
             </w:r>
           </w:p>
         </w:tc>
@@ -472,7 +532,7 @@
               <w:rPr>
                 <w:sz w:val="20"/>
               </w:rPr>
-              <w:t>**结构化可追溯**</w:t>
+              <w:t>**结构化可追溯，格式统一**</w:t>
             </w:r>
           </w:p>
         </w:tc>
@@ -500,7 +560,7 @@
               <w:rPr>
                 <w:sz w:val="20"/>
               </w:rPr>
-              <w:t>无</w:t>
+              <w:t>无，纯人工判断</w:t>
             </w:r>
           </w:p>
         </w:tc>
@@ -526,7 +586,7 @@
               <w:rPr>
                 <w:sz w:val="20"/>
               </w:rPr>
-              <w:t>**全程 AI 判定**</w:t>
+              <w:t>**全程 AI 实时判定**</w:t>
             </w:r>
           </w:p>
         </w:tc>
@@ -554,7 +614,7 @@
               <w:rPr>
                 <w:sz w:val="20"/>
               </w:rPr>
-              <w:t>无</w:t>
+              <w:t>无，事后汇总</w:t>
             </w:r>
           </w:p>
         </w:tc>
@@ -567,7 +627,7 @@
               <w:rPr>
                 <w:sz w:val="20"/>
               </w:rPr>
-              <w:t>无</w:t>
+              <w:t>单一阈值报警</w:t>
             </w:r>
           </w:p>
         </w:tc>
@@ -580,7 +640,7 @@
               <w:rPr>
                 <w:sz w:val="20"/>
               </w:rPr>
-              <w:t>**秒级实时报警**</w:t>
+              <w:t>**秒级实时多级报警**</w:t>
             </w:r>
           </w:p>
         </w:tc>
@@ -634,7 +694,7 @@
               <w:rPr>
                 <w:sz w:val="20"/>
               </w:rPr>
-              <w:t>**全节点监控，BMS板/管理板温度实时采集，三级保护**</w:t>
+              <w:t>**全节点电流电压监控，BMS板/管理板温度实时采集，三级保护**</w:t>
             </w:r>
           </w:p>
         </w:tc>
@@ -662,7 +722,7 @@
               <w:rPr>
                 <w:sz w:val="20"/>
               </w:rPr>
-              <w:t>不可行</w:t>
+              <w:t>不可行，安全隐患大</w:t>
             </w:r>
           </w:p>
         </w:tc>
@@ -688,7 +748,7 @@
               <w:rPr>
                 <w:sz w:val="20"/>
               </w:rPr>
-              <w:t>**全天候可行**</w:t>
+              <w:t>**全天候可行，夜间同等精度**</w:t>
             </w:r>
           </w:p>
         </w:tc>
@@ -729,7 +789,7 @@
               <w:rPr>
                 <w:sz w:val="20"/>
               </w:rPr>
-              <w:t>有限</w:t>
+              <w:t>数据分散，格式各异</w:t>
             </w:r>
           </w:p>
         </w:tc>
@@ -742,7 +802,7 @@
               <w:rPr>
                 <w:sz w:val="20"/>
               </w:rPr>
-              <w:t>**全线持续积累**</w:t>
+              <w:t>**全线持续积累，格式统一**</w:t>
             </w:r>
           </w:p>
         </w:tc>
@@ -770,7 +830,7 @@
               <w:rPr>
                 <w:sz w:val="20"/>
               </w:rPr>
-              <w:t>需要专业培训</w:t>
+              <w:t>需要长期专业培训</w:t>
             </w:r>
           </w:p>
         </w:tc>
@@ -796,7 +856,169 @@
               <w:rPr>
                 <w:sz w:val="20"/>
               </w:rPr>
-              <w:t>**3 步启机即用**</w:t>
+              <w:t>**3 步启机，即学即用**</w:t>
+            </w:r>
+          </w:p>
+        </w:tc>
+      </w:tr>
+      <w:tr>
+        <w:tc>
+          <w:tcPr>
+            <w:tcW w:type="dxa" w:w="2196"/>
+          </w:tcPr>
+          <w:p>
+            <w:r>
+              <w:rPr>
+                <w:sz w:val="20"/>
+              </w:rPr>
+              <w:t>缺陷历史追溯</w:t>
+            </w:r>
+          </w:p>
+        </w:tc>
+        <w:tc>
+          <w:tcPr>
+            <w:tcW w:type="dxa" w:w="2196"/>
+          </w:tcPr>
+          <w:p>
+            <w:r>
+              <w:rPr>
+                <w:sz w:val="20"/>
+              </w:rPr>
+              <w:t>纸质档案，难以查询</w:t>
+            </w:r>
+          </w:p>
+        </w:tc>
+        <w:tc>
+          <w:tcPr>
+            <w:tcW w:type="dxa" w:w="2196"/>
+          </w:tcPr>
+          <w:p>
+            <w:r>
+              <w:rPr>
+                <w:sz w:val="20"/>
+              </w:rPr>
+              <w:t>有限，离散</w:t>
+            </w:r>
+          </w:p>
+        </w:tc>
+        <w:tc>
+          <w:tcPr>
+            <w:tcW w:type="dxa" w:w="2196"/>
+          </w:tcPr>
+          <w:p>
+            <w:r>
+              <w:rPr>
+                <w:sz w:val="20"/>
+              </w:rPr>
+              <w:t>**每次检测数据完整归档，可查任意里程历史**</w:t>
+            </w:r>
+          </w:p>
+        </w:tc>
+      </w:tr>
+      <w:tr>
+        <w:tc>
+          <w:tcPr>
+            <w:tcW w:type="dxa" w:w="2196"/>
+          </w:tcPr>
+          <w:p>
+            <w:r>
+              <w:rPr>
+                <w:sz w:val="20"/>
+              </w:rPr>
+              <w:t>养护决策支撑</w:t>
+            </w:r>
+          </w:p>
+        </w:tc>
+        <w:tc>
+          <w:tcPr>
+            <w:tcW w:type="dxa" w:w="2196"/>
+          </w:tcPr>
+          <w:p>
+            <w:r>
+              <w:rPr>
+                <w:sz w:val="20"/>
+              </w:rPr>
+              <w:t>依赖经验判断</w:t>
+            </w:r>
+          </w:p>
+        </w:tc>
+        <w:tc>
+          <w:tcPr>
+            <w:tcW w:type="dxa" w:w="2196"/>
+          </w:tcPr>
+          <w:p>
+            <w:r>
+              <w:rPr>
+                <w:sz w:val="20"/>
+              </w:rPr>
+              <w:t>依赖人工分析</w:t>
+            </w:r>
+          </w:p>
+        </w:tc>
+        <w:tc>
+          <w:tcPr>
+            <w:tcW w:type="dxa" w:w="2196"/>
+          </w:tcPr>
+          <w:p>
+            <w:r>
+              <w:rPr>
+                <w:sz w:val="20"/>
+              </w:rPr>
+              <w:t>**AI 全说明养护建议，量化依据**</w:t>
+            </w:r>
+          </w:p>
+        </w:tc>
+      </w:tr>
+      <w:tr>
+        <w:tc>
+          <w:tcPr>
+            <w:tcW w:type="dxa" w:w="2196"/>
+          </w:tcPr>
+          <w:p>
+            <w:r>
+              <w:rPr>
+                <w:sz w:val="20"/>
+              </w:rPr>
+              <w:t>成本效率</w:t>
+            </w:r>
+          </w:p>
+        </w:tc>
+        <w:tc>
+          <w:tcPr>
+            <w:tcW w:type="dxa" w:w="2196"/>
+          </w:tcPr>
+          <w:p>
+            <w:r>
+              <w:rPr>
+                <w:sz w:val="20"/>
+              </w:rPr>
+              <w:t>高人力成本，低效率</w:t>
+            </w:r>
+          </w:p>
+        </w:tc>
+        <w:tc>
+          <w:tcPr>
+            <w:tcW w:type="dxa" w:w="2196"/>
+          </w:tcPr>
+          <w:p>
+            <w:r>
+              <w:rPr>
+                <w:sz w:val="20"/>
+              </w:rPr>
+              <w:t>设备成本高，功能单一</w:t>
+            </w:r>
+          </w:p>
+        </w:tc>
+        <w:tc>
+          <w:tcPr>
+            <w:tcW w:type="dxa" w:w="2196"/>
+          </w:tcPr>
+          <w:p>
+            <w:r>
+              <w:rPr>
+                <w:sz w:val="20"/>
+              </w:rPr>
+              <w:t>**综合成本低，一次完成多项检测**</w:t>
             </w:r>
           </w:p>
         </w:tc>
@@ -813,7 +1035,7 @@
           <w:color w:val="1F497D"/>
           <w:sz w:val="26"/>
         </w:rPr>
-        <w:t>三、全寿命周期智能管理系统（未来重点发展方向）</w:t>
+        <w:t>三、全生命周期智能管理系统（未来重点发展方向）</w:t>
       </w:r>
     </w:p>
     <w:p>
@@ -824,7 +1046,7 @@
         <w:rPr>
           <w:sz w:val="21"/>
         </w:rPr>
-        <w:t>线路基础设施的全寿命周期管理是本系统的长远目标，也是铁路智能化运维的终极形态。</w:t>
+        <w:t>线路基础设施的全生命周期管理是本系统的长远目标，也是铁路智能化运维的终极形态。</w:t>
       </w:r>
     </w:p>
     <w:p>
@@ -835,7 +1057,7 @@
         <w:rPr>
           <w:sz w:val="21"/>
         </w:rPr>
-        <w:t>**全寿命周期管理目标：**</w:t>
+        <w:t>**全生命周期管理目标：**</w:t>
       </w:r>
     </w:p>
     <w:p>
@@ -846,7 +1068,7 @@
         <w:rPr>
           <w:sz w:val="21"/>
         </w:rPr>
-        <w:t>本系统的全寿命周期管理对象为**铁路线路基础设施**，覆盖以下五大类：</w:t>
+        <w:t>本系统的全生命周期管理对象为**铁路线路基础设施**，覆盖以下五大类：</w:t>
       </w:r>
     </w:p>
     <w:tbl>
@@ -937,7 +1159,7 @@
               <w:rPr>
                 <w:sz w:val="20"/>
               </w:rPr>
-              <w:t>磨耗量/裂纹/变形/横移量</w:t>
+              <w:t>磨耗量/裂纹/掉块/变形/横移量</w:t>
             </w:r>
           </w:p>
         </w:tc>
@@ -965,7 +1187,7 @@
               <w:rPr>
                 <w:sz w:val="20"/>
               </w:rPr>
-              <w:t>道床板结/脏污/沉降</w:t>
+              <w:t>道床板结/脏污/沉降/排水</w:t>
             </w:r>
           </w:p>
         </w:tc>
@@ -1006,7 +1228,7 @@
               <w:rPr>
                 <w:sz w:val="20"/>
               </w:rPr>
-              <w:t>桥面/支座/桥墩</w:t>
+              <w:t>桥面/支座/桥墩/护栏</w:t>
             </w:r>
           </w:p>
         </w:tc>
@@ -1019,7 +1241,7 @@
               <w:rPr>
                 <w:sz w:val="20"/>
               </w:rPr>
-              <w:t>振动/变形/疲劳指数</w:t>
+              <w:t>振动/变形/疲劳指数/裂缝</w:t>
             </w:r>
           </w:p>
         </w:tc>
@@ -1047,7 +1269,7 @@
               <w:rPr>
                 <w:sz w:val="20"/>
               </w:rPr>
-              <w:t>尖轨/心轨/辙叉</w:t>
+              <w:t>尖轨/心轨/辙叉/护轨</w:t>
             </w:r>
           </w:p>
         </w:tc>
@@ -1060,7 +1282,7 @@
               <w:rPr>
                 <w:sz w:val="20"/>
               </w:rPr>
-              <w:t>磨耗/间隙/变形</w:t>
+              <w:t>磨耗/间隙/变形/裂纹</w:t>
             </w:r>
           </w:p>
         </w:tc>
@@ -1101,7 +1323,7 @@
               <w:rPr>
                 <w:sz w:val="20"/>
               </w:rPr>
-              <w:t>松动/缺失/失效数量</w:t>
+              <w:t>松动/缺失/失效数量及位置</w:t>
             </w:r>
           </w:p>
         </w:tc>
@@ -1116,7 +1338,32 @@
         <w:rPr>
           <w:sz w:val="21"/>
         </w:rPr>
-        <w:t>**全寿命管理闭环：**</w:t>
+        <w:t>**全生命周期管理闭环：**</w:t>
+      </w:r>
+    </w:p>
+    <w:p>
+      <w:pPr>
+        <w:spacing w:after="120"/>
+        <w:ind w:left="432"/>
+      </w:pPr>
+      <w:r>
+        <w:rPr>
+          <w:rFonts w:ascii="Courier New" w:hAnsi="Courier New"/>
+          <w:sz w:val="18"/>
+        </w:rPr>
+        <w:t>启用建档 ──→ 定期检测 ──→ 健康评估 ──→ 寿命预测</w:t>
+        <w:br/>
+        <w:t xml:space="preserve">     │                                    │</w:t>
+        <w:br/>
+        <w:t xml:space="preserve">     │                                    ↓</w:t>
+        <w:br/>
+        <w:t xml:space="preserve">     │                              养护决策</w:t>
+        <w:br/>
+        <w:t xml:space="preserve">     │                                    │</w:t>
+        <w:br/>
+        <w:t xml:space="preserve">     ↓                                    ↓</w:t>
+        <w:br/>
+        <w:t>档案完善 ←── 二次验证 ←── 养护执行 ←────┘</w:t>
       </w:r>
     </w:p>
     <w:p>
@@ -1127,9 +1374,509 @@
         <w:rPr>
           <w:sz w:val="21"/>
         </w:rPr>
-        <w:t>启用建档 → 定期检测 → 健康评估 → 寿命预测 → 养护决策 → 养护执行 → 二次验证 → 档案完善</w:t>
+        <w:t>**各阶段详细说明：**</w:t>
       </w:r>
     </w:p>
+    <w:tbl>
+      <w:tblPr>
+        <w:tblStyle w:val="TableGrid"/>
+        <w:tblW w:type="auto" w:w="0"/>
+        <w:tblLook w:firstColumn="1" w:firstRow="1" w:lastColumn="0" w:lastRow="0" w:noHBand="0" w:noVBand="1" w:val="04A0"/>
+      </w:tblPr>
+      <w:tblGrid>
+        <w:gridCol w:w="2196"/>
+        <w:gridCol w:w="2196"/>
+        <w:gridCol w:w="2196"/>
+        <w:gridCol w:w="2196"/>
+      </w:tblGrid>
+      <w:tr>
+        <w:tc>
+          <w:tcPr>
+            <w:tcW w:type="dxa" w:w="2196"/>
+          </w:tcPr>
+          <w:p>
+            <w:r>
+              <w:rPr>
+                <w:sz w:val="20"/>
+              </w:rPr>
+              <w:t>阶段</w:t>
+            </w:r>
+          </w:p>
+        </w:tc>
+        <w:tc>
+          <w:tcPr>
+            <w:tcW w:type="dxa" w:w="2196"/>
+          </w:tcPr>
+          <w:p>
+            <w:r>
+              <w:rPr>
+                <w:sz w:val="20"/>
+              </w:rPr>
+              <w:t>输入</w:t>
+            </w:r>
+          </w:p>
+        </w:tc>
+        <w:tc>
+          <w:tcPr>
+            <w:tcW w:type="dxa" w:w="2196"/>
+          </w:tcPr>
+          <w:p>
+            <w:r>
+              <w:rPr>
+                <w:sz w:val="20"/>
+              </w:rPr>
+              <w:t>处理</w:t>
+            </w:r>
+          </w:p>
+        </w:tc>
+        <w:tc>
+          <w:tcPr>
+            <w:tcW w:type="dxa" w:w="2196"/>
+          </w:tcPr>
+          <w:p>
+            <w:r>
+              <w:rPr>
+                <w:sz w:val="20"/>
+              </w:rPr>
+              <w:t>输出</w:t>
+            </w:r>
+          </w:p>
+        </w:tc>
+      </w:tr>
+      <w:tr>
+        <w:tc>
+          <w:tcPr>
+            <w:tcW w:type="dxa" w:w="2196"/>
+          </w:tcPr>
+          <w:p>
+            <w:r>
+              <w:rPr>
+                <w:sz w:val="20"/>
+              </w:rPr>
+              <w:t>启用建档</w:t>
+            </w:r>
+          </w:p>
+        </w:tc>
+        <w:tc>
+          <w:tcPr>
+            <w:tcW w:type="dxa" w:w="2196"/>
+          </w:tcPr>
+          <w:p>
+            <w:r>
+              <w:rPr>
+                <w:sz w:val="20"/>
+              </w:rPr>
+              <w:t>新线开通/设备安装</w:t>
+            </w:r>
+          </w:p>
+        </w:tc>
+        <w:tc>
+          <w:tcPr>
+            <w:tcW w:type="dxa" w:w="2196"/>
+          </w:tcPr>
+          <w:p>
+            <w:r>
+              <w:rPr>
+                <w:sz w:val="20"/>
+              </w:rPr>
+              <w:t>建立数字档案，录入初始参数</w:t>
+            </w:r>
+          </w:p>
+        </w:tc>
+        <w:tc>
+          <w:tcPr>
+            <w:tcW w:type="dxa" w:w="2196"/>
+          </w:tcPr>
+          <w:p>
+            <w:r>
+              <w:rPr>
+                <w:sz w:val="20"/>
+              </w:rPr>
+              <w:t>完整资产数字档案</w:t>
+            </w:r>
+          </w:p>
+        </w:tc>
+      </w:tr>
+      <w:tr>
+        <w:tc>
+          <w:tcPr>
+            <w:tcW w:type="dxa" w:w="2196"/>
+          </w:tcPr>
+          <w:p>
+            <w:r>
+              <w:rPr>
+                <w:sz w:val="20"/>
+              </w:rPr>
+              <w:t>定期检测</w:t>
+            </w:r>
+          </w:p>
+        </w:tc>
+        <w:tc>
+          <w:tcPr>
+            <w:tcW w:type="dxa" w:w="2196"/>
+          </w:tcPr>
+          <w:p>
+            <w:r>
+              <w:rPr>
+                <w:sz w:val="20"/>
+              </w:rPr>
+              <w:t>检测任务数据</w:t>
+            </w:r>
+          </w:p>
+        </w:tc>
+        <w:tc>
+          <w:tcPr>
+            <w:tcW w:type="dxa" w:w="2196"/>
+          </w:tcPr>
+          <w:p>
+            <w:r>
+              <w:rPr>
+                <w:sz w:val="20"/>
+              </w:rPr>
+              <w:t>健康评分+劣化分析</w:t>
+            </w:r>
+          </w:p>
+        </w:tc>
+        <w:tc>
+          <w:tcPr>
+            <w:tcW w:type="dxa" w:w="2196"/>
+          </w:tcPr>
+          <w:p>
+            <w:r>
+              <w:rPr>
+                <w:sz w:val="20"/>
+              </w:rPr>
+              <w:t>健康评估报告</w:t>
+            </w:r>
+          </w:p>
+        </w:tc>
+      </w:tr>
+      <w:tr>
+        <w:tc>
+          <w:tcPr>
+            <w:tcW w:type="dxa" w:w="2196"/>
+          </w:tcPr>
+          <w:p>
+            <w:r>
+              <w:rPr>
+                <w:sz w:val="20"/>
+              </w:rPr>
+              <w:t>健康评估</w:t>
+            </w:r>
+          </w:p>
+        </w:tc>
+        <w:tc>
+          <w:tcPr>
+            <w:tcW w:type="dxa" w:w="2196"/>
+          </w:tcPr>
+          <w:p>
+            <w:r>
+              <w:rPr>
+                <w:sz w:val="20"/>
+              </w:rPr>
+              <w:t>本次+历史检测数据</w:t>
+            </w:r>
+          </w:p>
+        </w:tc>
+        <w:tc>
+          <w:tcPr>
+            <w:tcW w:type="dxa" w:w="2196"/>
+          </w:tcPr>
+          <w:p>
+            <w:r>
+              <w:rPr>
+                <w:sz w:val="20"/>
+              </w:rPr>
+              <w:t>多因子加权算法</w:t>
+            </w:r>
+          </w:p>
+        </w:tc>
+        <w:tc>
+          <w:tcPr>
+            <w:tcW w:type="dxa" w:w="2196"/>
+          </w:tcPr>
+          <w:p>
+            <w:r>
+              <w:rPr>
+                <w:sz w:val="20"/>
+              </w:rPr>
+              <w:t>各资产健康等级</w:t>
+            </w:r>
+          </w:p>
+        </w:tc>
+      </w:tr>
+      <w:tr>
+        <w:tc>
+          <w:tcPr>
+            <w:tcW w:type="dxa" w:w="2196"/>
+          </w:tcPr>
+          <w:p>
+            <w:r>
+              <w:rPr>
+                <w:sz w:val="20"/>
+              </w:rPr>
+              <w:t>寿命预测</w:t>
+            </w:r>
+          </w:p>
+        </w:tc>
+        <w:tc>
+          <w:tcPr>
+            <w:tcW w:type="dxa" w:w="2196"/>
+          </w:tcPr>
+          <w:p>
+            <w:r>
+              <w:rPr>
+                <w:sz w:val="20"/>
+              </w:rPr>
+              <w:t>健康趋势+历史数据</w:t>
+            </w:r>
+          </w:p>
+        </w:tc>
+        <w:tc>
+          <w:tcPr>
+            <w:tcW w:type="dxa" w:w="2196"/>
+          </w:tcPr>
+          <w:p>
+            <w:r>
+              <w:rPr>
+                <w:sz w:val="20"/>
+              </w:rPr>
+              <w:t>AI时序预测模型</w:t>
+            </w:r>
+          </w:p>
+        </w:tc>
+        <w:tc>
+          <w:tcPr>
+            <w:tcW w:type="dxa" w:w="2196"/>
+          </w:tcPr>
+          <w:p>
+            <w:r>
+              <w:rPr>
+                <w:sz w:val="20"/>
+              </w:rPr>
+              <w:t>剩余寿命预测</w:t>
+            </w:r>
+          </w:p>
+        </w:tc>
+      </w:tr>
+      <w:tr>
+        <w:tc>
+          <w:tcPr>
+            <w:tcW w:type="dxa" w:w="2196"/>
+          </w:tcPr>
+          <w:p>
+            <w:r>
+              <w:rPr>
+                <w:sz w:val="20"/>
+              </w:rPr>
+              <w:t>养护决策</w:t>
+            </w:r>
+          </w:p>
+        </w:tc>
+        <w:tc>
+          <w:tcPr>
+            <w:tcW w:type="dxa" w:w="2196"/>
+          </w:tcPr>
+          <w:p>
+            <w:r>
+              <w:rPr>
+                <w:sz w:val="20"/>
+              </w:rPr>
+              <w:t>优先级+养护规范</w:t>
+            </w:r>
+          </w:p>
+        </w:tc>
+        <w:tc>
+          <w:tcPr>
+            <w:tcW w:type="dxa" w:w="2196"/>
+          </w:tcPr>
+          <w:p>
+            <w:r>
+              <w:rPr>
+                <w:sz w:val="20"/>
+              </w:rPr>
+              <w:t>AI决策支撑</w:t>
+            </w:r>
+          </w:p>
+        </w:tc>
+        <w:tc>
+          <w:tcPr>
+            <w:tcW w:type="dxa" w:w="2196"/>
+          </w:tcPr>
+          <w:p>
+            <w:r>
+              <w:rPr>
+                <w:sz w:val="20"/>
+              </w:rPr>
+              <w:t>养护建议清单</w:t>
+            </w:r>
+          </w:p>
+        </w:tc>
+      </w:tr>
+      <w:tr>
+        <w:tc>
+          <w:tcPr>
+            <w:tcW w:type="dxa" w:w="2196"/>
+          </w:tcPr>
+          <w:p>
+            <w:r>
+              <w:rPr>
+                <w:sz w:val="20"/>
+              </w:rPr>
+              <w:t>养护执行</w:t>
+            </w:r>
+          </w:p>
+        </w:tc>
+        <w:tc>
+          <w:tcPr>
+            <w:tcW w:type="dxa" w:w="2196"/>
+          </w:tcPr>
+          <w:p>
+            <w:r>
+              <w:rPr>
+                <w:sz w:val="20"/>
+              </w:rPr>
+              <w:t>养护计划+天窗点</w:t>
+            </w:r>
+          </w:p>
+        </w:tc>
+        <w:tc>
+          <w:tcPr>
+            <w:tcW w:type="dxa" w:w="2196"/>
+          </w:tcPr>
+          <w:p>
+            <w:r>
+              <w:rPr>
+                <w:sz w:val="20"/>
+              </w:rPr>
+              <w:t>按计划执行</w:t>
+            </w:r>
+          </w:p>
+        </w:tc>
+        <w:tc>
+          <w:tcPr>
+            <w:tcW w:type="dxa" w:w="2196"/>
+          </w:tcPr>
+          <w:p>
+            <w:r>
+              <w:rPr>
+                <w:sz w:val="20"/>
+              </w:rPr>
+              <w:t>执行记录归档</w:t>
+            </w:r>
+          </w:p>
+        </w:tc>
+      </w:tr>
+      <w:tr>
+        <w:tc>
+          <w:tcPr>
+            <w:tcW w:type="dxa" w:w="2196"/>
+          </w:tcPr>
+          <w:p>
+            <w:r>
+              <w:rPr>
+                <w:sz w:val="20"/>
+              </w:rPr>
+              <w:t>二次验证</w:t>
+            </w:r>
+          </w:p>
+        </w:tc>
+        <w:tc>
+          <w:tcPr>
+            <w:tcW w:type="dxa" w:w="2196"/>
+          </w:tcPr>
+          <w:p>
+            <w:r>
+              <w:rPr>
+                <w:sz w:val="20"/>
+              </w:rPr>
+              <w:t>养护后检测数据</w:t>
+            </w:r>
+          </w:p>
+        </w:tc>
+        <w:tc>
+          <w:tcPr>
+            <w:tcW w:type="dxa" w:w="2196"/>
+          </w:tcPr>
+          <w:p>
+            <w:r>
+              <w:rPr>
+                <w:sz w:val="20"/>
+              </w:rPr>
+              <w:t>对比分析</w:t>
+            </w:r>
+          </w:p>
+        </w:tc>
+        <w:tc>
+          <w:tcPr>
+            <w:tcW w:type="dxa" w:w="2196"/>
+          </w:tcPr>
+          <w:p>
+            <w:r>
+              <w:rPr>
+                <w:sz w:val="20"/>
+              </w:rPr>
+              <w:t>效果量化评分</w:t>
+            </w:r>
+          </w:p>
+        </w:tc>
+      </w:tr>
+      <w:tr>
+        <w:tc>
+          <w:tcPr>
+            <w:tcW w:type="dxa" w:w="2196"/>
+          </w:tcPr>
+          <w:p>
+            <w:r>
+              <w:rPr>
+                <w:sz w:val="20"/>
+              </w:rPr>
+              <w:t>档案完善</w:t>
+            </w:r>
+          </w:p>
+        </w:tc>
+        <w:tc>
+          <w:tcPr>
+            <w:tcW w:type="dxa" w:w="2196"/>
+          </w:tcPr>
+          <w:p>
+            <w:r>
+              <w:rPr>
+                <w:sz w:val="20"/>
+              </w:rPr>
+              <w:t>本次全流程数据</w:t>
+            </w:r>
+          </w:p>
+        </w:tc>
+        <w:tc>
+          <w:tcPr>
+            <w:tcW w:type="dxa" w:w="2196"/>
+          </w:tcPr>
+          <w:p>
+            <w:r>
+              <w:rPr>
+                <w:sz w:val="20"/>
+              </w:rPr>
+              <w:t>更新数字档案</w:t>
+            </w:r>
+          </w:p>
+        </w:tc>
+        <w:tc>
+          <w:tcPr>
+            <w:tcW w:type="dxa" w:w="2196"/>
+          </w:tcPr>
+          <w:p>
+            <w:r>
+              <w:rPr>
+                <w:sz w:val="20"/>
+              </w:rPr>
+              <w:t>更新的资产档案</w:t>
+            </w:r>
+          </w:p>
+        </w:tc>
+      </w:tr>
+    </w:tbl>
+    <w:p/>
     <w:p>
       <w:pPr>
         <w:spacing w:after="60"/>
@@ -1141,56 +1888,220 @@
         <w:t>**核心价值：**</w:t>
       </w:r>
     </w:p>
+    <w:tbl>
+      <w:tblPr>
+        <w:tblStyle w:val="TableGrid"/>
+        <w:tblW w:type="auto" w:w="0"/>
+        <w:tblLook w:firstColumn="1" w:firstRow="1" w:lastColumn="0" w:lastRow="0" w:noHBand="0" w:noVBand="1" w:val="04A0"/>
+      </w:tblPr>
+      <w:tblGrid>
+        <w:gridCol w:w="4392"/>
+        <w:gridCol w:w="4392"/>
+      </w:tblGrid>
+      <w:tr>
+        <w:tc>
+          <w:tcPr>
+            <w:tcW w:type="dxa" w:w="4392"/>
+          </w:tcPr>
+          <w:p>
+            <w:r>
+              <w:rPr>
+                <w:sz w:val="20"/>
+              </w:rPr>
+              <w:t>价值</w:t>
+            </w:r>
+          </w:p>
+        </w:tc>
+        <w:tc>
+          <w:tcPr>
+            <w:tcW w:type="dxa" w:w="4392"/>
+          </w:tcPr>
+          <w:p>
+            <w:r>
+              <w:rPr>
+                <w:sz w:val="20"/>
+              </w:rPr>
+              <w:t>说明</w:t>
+            </w:r>
+          </w:p>
+        </w:tc>
+      </w:tr>
+      <w:tr>
+        <w:tc>
+          <w:tcPr>
+            <w:tcW w:type="dxa" w:w="4392"/>
+          </w:tcPr>
+          <w:p>
+            <w:r>
+              <w:rPr>
+                <w:sz w:val="20"/>
+              </w:rPr>
+              <w:t>设备资产数字化</w:t>
+            </w:r>
+          </w:p>
+        </w:tc>
+        <w:tc>
+          <w:tcPr>
+            <w:tcW w:type="dxa" w:w="4392"/>
+          </w:tcPr>
+          <w:p>
+            <w:r>
+              <w:rPr>
+                <w:sz w:val="20"/>
+              </w:rPr>
+              <w:t>每公里线路、每组道岔、每根钢轨均有独立数字档案，更新可持续</w:t>
+            </w:r>
+          </w:p>
+        </w:tc>
+      </w:tr>
+      <w:tr>
+        <w:tc>
+          <w:tcPr>
+            <w:tcW w:type="dxa" w:w="4392"/>
+          </w:tcPr>
+          <w:p>
+            <w:r>
+              <w:rPr>
+                <w:sz w:val="20"/>
+              </w:rPr>
+              <w:t>劣化趋势可预测</w:t>
+            </w:r>
+          </w:p>
+        </w:tc>
+        <w:tc>
+          <w:tcPr>
+            <w:tcW w:type="dxa" w:w="4392"/>
+          </w:tcPr>
+          <w:p>
+            <w:r>
+              <w:rPr>
+                <w:sz w:val="20"/>
+              </w:rPr>
+              <w:t>基于历史数据预测病害发展速度，实现预防性维护，减少突发故障</w:t>
+            </w:r>
+          </w:p>
+        </w:tc>
+      </w:tr>
+      <w:tr>
+        <w:tc>
+          <w:tcPr>
+            <w:tcW w:type="dxa" w:w="4392"/>
+          </w:tcPr>
+          <w:p>
+            <w:r>
+              <w:rPr>
+                <w:sz w:val="20"/>
+              </w:rPr>
+              <w:t>养护投入可量化</w:t>
+            </w:r>
+          </w:p>
+        </w:tc>
+        <w:tc>
+          <w:tcPr>
+            <w:tcW w:type="dxa" w:w="4392"/>
+          </w:tcPr>
+          <w:p>
+            <w:r>
+              <w:rPr>
+                <w:sz w:val="20"/>
+              </w:rPr>
+              <w:t>每笔养护支出可追溯、可评估，ROI 可计算，提升资金使用效率</w:t>
+            </w:r>
+          </w:p>
+        </w:tc>
+      </w:tr>
+      <w:tr>
+        <w:tc>
+          <w:tcPr>
+            <w:tcW w:type="dxa" w:w="4392"/>
+          </w:tcPr>
+          <w:p>
+            <w:r>
+              <w:rPr>
+                <w:sz w:val="20"/>
+              </w:rPr>
+              <w:t>决策依据可追溯</w:t>
+            </w:r>
+          </w:p>
+        </w:tc>
+        <w:tc>
+          <w:tcPr>
+            <w:tcW w:type="dxa" w:w="4392"/>
+          </w:tcPr>
+          <w:p>
+            <w:r>
+              <w:rPr>
+                <w:sz w:val="20"/>
+              </w:rPr>
+              <w:t>从检测→评估→决策→执行→验证，全链路数据闭环，审计有据可查</w:t>
+            </w:r>
+          </w:p>
+        </w:tc>
+      </w:tr>
+      <w:tr>
+        <w:tc>
+          <w:tcPr>
+            <w:tcW w:type="dxa" w:w="4392"/>
+          </w:tcPr>
+          <w:p>
+            <w:r>
+              <w:rPr>
+                <w:sz w:val="20"/>
+              </w:rPr>
+              <w:t>全生命周期视角</w:t>
+            </w:r>
+          </w:p>
+        </w:tc>
+        <w:tc>
+          <w:tcPr>
+            <w:tcW w:type="dxa" w:w="4392"/>
+          </w:tcPr>
+          <w:p>
+            <w:r>
+              <w:rPr>
+                <w:sz w:val="20"/>
+              </w:rPr>
+              <w:t>从线路开通到报废全周期管理，支撑线路资产全生命周期成本优化</w:t>
+            </w:r>
+          </w:p>
+        </w:tc>
+      </w:tr>
+    </w:tbl>
+    <w:p/>
     <w:p>
       <w:pPr>
-        <w:pStyle w:val="ListBullet"/>
-        <w:spacing w:after="40"/>
-        <w:ind w:left="432"/>
+        <w:spacing w:after="60"/>
       </w:pPr>
       <w:r>
         <w:rPr>
           <w:sz w:val="21"/>
         </w:rPr>
-        <w:t>设备资产数字化：每公里线路、每组道岔、每根钢轨均有独立数字档案</w:t>
+        <w:t>**数字档案系统架构：**</w:t>
       </w:r>
     </w:p>
     <w:p>
       <w:pPr>
-        <w:pStyle w:val="ListBullet"/>
-        <w:spacing w:after="40"/>
+        <w:spacing w:after="120"/>
         <w:ind w:left="432"/>
       </w:pPr>
       <w:r>
         <w:rPr>
-          <w:sz w:val="21"/>
+          <w:rFonts w:ascii="Courier New" w:hAnsi="Courier New"/>
+          <w:sz w:val="18"/>
         </w:rPr>
-        <w:t>劣化趋势可预测：基于历史数据预测病害发展速度，实现预防性维护</w:t>
-      </w:r>
-    </w:p>
-    <w:p>
-      <w:pPr>
-        <w:pStyle w:val="ListBullet"/>
-        <w:spacing w:after="40"/>
-        <w:ind w:left="432"/>
-      </w:pPr>
-      <w:r>
-        <w:rPr>
-          <w:sz w:val="21"/>
-        </w:rPr>
-        <w:t>养护投入可量化：每笔养护支出可追溯、可评估，ROI 可计算</w:t>
-      </w:r>
-    </w:p>
-    <w:p>
-      <w:pPr>
-        <w:pStyle w:val="ListBullet"/>
-        <w:spacing w:after="40"/>
-        <w:ind w:left="432"/>
-      </w:pPr>
-      <w:r>
-        <w:rPr>
-          <w:sz w:val="21"/>
-        </w:rPr>
-        <w:t>决策依据可追溯：从检测→评估→决策→执行→验证，全链路数据闭环</w:t>
+        <w:t>单点资产数字档案（每公里/每组道岔/每根钢轨）</w:t>
+        <w:br/>
+        <w:t xml:space="preserve">     │</w:t>
+        <w:br/>
+        <w:t xml:space="preserve">     ├── 基础信息：线路名称/里程/铺设日期/设计时速</w:t>
+        <w:br/>
+        <w:t xml:space="preserve">     ├── 检测记录：历次检测数据/缺陷照片/健康评分</w:t>
+        <w:br/>
+        <w:t xml:space="preserve">     ├── 养护记录：历次养护时间/内容/效果评分</w:t>
+        <w:br/>
+        <w:t xml:space="preserve">     ├── 寿命预测：剩余寿命预测/下次检测建议时间</w:t>
+        <w:br/>
+        <w:t xml:space="preserve">     └── 周边关联：相邻资产/环境因素/荷载记录</w:t>
       </w:r>
     </w:p>
     <w:p>
@@ -1208,15 +2119,13 @@
     </w:p>
     <w:p>
       <w:pPr>
-        <w:pStyle w:val="ListBullet"/>
-        <w:spacing w:after="40"/>
-        <w:ind w:left="432"/>
+        <w:spacing w:after="60"/>
       </w:pPr>
       <w:r>
         <w:rPr>
           <w:sz w:val="21"/>
         </w:rPr>
-        <w:t>**AI 模型持续迭代**：检测精度与覆盖范围持续提升，支持更多病害类型</w:t>
+        <w:t>**AI 模型持续迭代**</w:t>
       </w:r>
     </w:p>
     <w:p>
@@ -1229,7 +2138,7 @@
         <w:rPr>
           <w:sz w:val="21"/>
         </w:rPr>
-        <w:t>**更多检测功能扩展**：支持轨底检测，道床状态检测等扩展模块</w:t>
+        <w:t>支持病害类型持续扩展（新增轨底/道床/桥梁等检测模块）</w:t>
       </w:r>
     </w:p>
     <w:p>
@@ -1242,7 +2151,7 @@
         <w:rPr>
           <w:sz w:val="21"/>
         </w:rPr>
-        <w:t>**自主巡检升级**：从定速巡航升级为自主路径规划，实现真正无人巡检</w:t>
+        <w:t>识别精度持续提升，误报率/漏报率双降</w:t>
       </w:r>
     </w:p>
     <w:p>
@@ -1255,7 +2164,181 @@
         <w:rPr>
           <w:sz w:val="21"/>
         </w:rPr>
-        <w:t>**数字孪生平台**：构建铁路线路数字孪生体，实现虚实融合的线路健康管理</w:t>
+        <w:t>小样本学习能力增强，减少新病害上线成本</w:t>
+      </w:r>
+    </w:p>
+    <w:p>
+      <w:pPr>
+        <w:spacing w:after="60"/>
+      </w:pPr>
+      <w:r>
+        <w:rPr>
+          <w:sz w:val="21"/>
+        </w:rPr>
+        <w:t>**检测功能横向扩展**</w:t>
+      </w:r>
+    </w:p>
+    <w:tbl>
+      <w:tblPr>
+        <w:tblStyle w:val="TableGrid"/>
+        <w:tblW w:type="auto" w:w="0"/>
+        <w:tblLook w:firstColumn="1" w:firstRow="1" w:lastColumn="0" w:lastRow="0" w:noHBand="0" w:noVBand="1" w:val="04A0"/>
+      </w:tblPr>
+      <w:tblGrid>
+        <w:gridCol w:w="4392"/>
+        <w:gridCol w:w="4392"/>
+      </w:tblGrid>
+      <w:tr>
+        <w:tc>
+          <w:tcPr>
+            <w:tcW w:type="dxa" w:w="4392"/>
+          </w:tcPr>
+          <w:p>
+            <w:r>
+              <w:rPr>
+                <w:sz w:val="20"/>
+              </w:rPr>
+              <w:t>扩展方向</w:t>
+            </w:r>
+          </w:p>
+        </w:tc>
+        <w:tc>
+          <w:tcPr>
+            <w:tcW w:type="dxa" w:w="4392"/>
+          </w:tcPr>
+          <w:p>
+            <w:r>
+              <w:rPr>
+                <w:sz w:val="20"/>
+              </w:rPr>
+              <w:t>说明</w:t>
+            </w:r>
+          </w:p>
+        </w:tc>
+      </w:tr>
+      <w:tr>
+        <w:tc>
+          <w:tcPr>
+            <w:tcW w:type="dxa" w:w="4392"/>
+          </w:tcPr>
+          <w:p>
+            <w:r>
+              <w:rPr>
+                <w:sz w:val="20"/>
+              </w:rPr>
+              <w:t>轨底缺陷检测</w:t>
+            </w:r>
+          </w:p>
+        </w:tc>
+        <w:tc>
+          <w:tcPr>
+            <w:tcW w:type="dxa" w:w="4392"/>
+          </w:tcPr>
+          <w:p>
+            <w:r>
+              <w:rPr>
+                <w:sz w:val="20"/>
+              </w:rPr>
+              <w:t>增加轨底相机，检测轨底裂纹、掉块等盲区病害</w:t>
+            </w:r>
+          </w:p>
+        </w:tc>
+      </w:tr>
+      <w:tr>
+        <w:tc>
+          <w:tcPr>
+            <w:tcW w:type="dxa" w:w="4392"/>
+          </w:tcPr>
+          <w:p>
+            <w:r>
+              <w:rPr>
+                <w:sz w:val="20"/>
+              </w:rPr>
+              <w:t>道床状态检测</w:t>
+            </w:r>
+          </w:p>
+        </w:tc>
+        <w:tc>
+          <w:tcPr>
+            <w:tcW w:type="dxa" w:w="4392"/>
+          </w:tcPr>
+          <w:p>
+            <w:r>
+              <w:rPr>
+                <w:sz w:val="20"/>
+              </w:rPr>
+              <w:t>引入三维成像技术，评估道床板结/脏污/沉降</w:t>
+            </w:r>
+          </w:p>
+        </w:tc>
+      </w:tr>
+      <w:tr>
+        <w:tc>
+          <w:tcPr>
+            <w:tcW w:type="dxa" w:w="4392"/>
+          </w:tcPr>
+          <w:p>
+            <w:r>
+              <w:rPr>
+                <w:sz w:val="20"/>
+              </w:rPr>
+              <w:t>桥梁振动监测</w:t>
+            </w:r>
+          </w:p>
+        </w:tc>
+        <w:tc>
+          <w:tcPr>
+            <w:tcW w:type="dxa" w:w="4392"/>
+          </w:tcPr>
+          <w:p>
+            <w:r>
+              <w:rPr>
+                <w:sz w:val="20"/>
+              </w:rPr>
+              <w:t>增加桥梁专用振动传感器，评估桥梁疲劳程度</w:t>
+            </w:r>
+          </w:p>
+        </w:tc>
+      </w:tr>
+      <w:tr>
+        <w:tc>
+          <w:tcPr>
+            <w:tcW w:type="dxa" w:w="4392"/>
+          </w:tcPr>
+          <w:p>
+            <w:r>
+              <w:rPr>
+                <w:sz w:val="20"/>
+              </w:rPr>
+              <w:t>环境感知融合</w:t>
+            </w:r>
+          </w:p>
+        </w:tc>
+        <w:tc>
+          <w:tcPr>
+            <w:tcW w:type="dxa" w:w="4392"/>
+          </w:tcPr>
+          <w:p>
+            <w:r>
+              <w:rPr>
+                <w:sz w:val="20"/>
+              </w:rPr>
+              <w:t>接入气象/地质数据，实现环境关联分析</w:t>
+            </w:r>
+          </w:p>
+        </w:tc>
+      </w:tr>
+    </w:tbl>
+    <w:p/>
+    <w:p>
+      <w:pPr>
+        <w:spacing w:after="60"/>
+      </w:pPr>
+      <w:r>
+        <w:rPr>
+          <w:sz w:val="21"/>
+        </w:rPr>
+        <w:t>**自主巡检升级**</w:t>
       </w:r>
     </w:p>
     <w:p>
@@ -1268,7 +2351,133 @@
         <w:rPr>
           <w:sz w:val="21"/>
         </w:rPr>
-        <w:t>**行业大数据互联**：接入铁路工务系统，实现数据互通、标准互认</w:t>
+        <w:t>从当前定速巡航，升级为自主路径规划（AI导航+障碍识别）</w:t>
+      </w:r>
+    </w:p>
+    <w:p>
+      <w:pPr>
+        <w:pStyle w:val="ListBullet"/>
+        <w:spacing w:after="40"/>
+        <w:ind w:left="432"/>
+      </w:pPr>
+      <w:r>
+        <w:rPr>
+          <w:sz w:val="21"/>
+        </w:rPr>
+        <w:t>多机协同巡检，多台设备分组协作，覆盖更大区段</w:t>
+      </w:r>
+    </w:p>
+    <w:p>
+      <w:pPr>
+        <w:pStyle w:val="ListBullet"/>
+        <w:spacing w:after="40"/>
+        <w:ind w:left="432"/>
+      </w:pPr>
+      <w:r>
+        <w:rPr>
+          <w:sz w:val="21"/>
+        </w:rPr>
+        <w:t>异常自适应策略，遇到突发情况自动绕行或绕障</w:t>
+      </w:r>
+    </w:p>
+    <w:p>
+      <w:pPr>
+        <w:spacing w:after="60"/>
+      </w:pPr>
+      <w:r>
+        <w:rPr>
+          <w:sz w:val="21"/>
+        </w:rPr>
+        <w:t>**数字孪生平台**</w:t>
+      </w:r>
+    </w:p>
+    <w:p>
+      <w:pPr>
+        <w:pStyle w:val="ListBullet"/>
+        <w:spacing w:after="40"/>
+        <w:ind w:left="432"/>
+      </w:pPr>
+      <w:r>
+        <w:rPr>
+          <w:sz w:val="21"/>
+        </w:rPr>
+        <w:t>构建铁路线路 1:1 数字孪生体，虚实实时映射</w:t>
+      </w:r>
+    </w:p>
+    <w:p>
+      <w:pPr>
+        <w:pStyle w:val="ListBullet"/>
+        <w:spacing w:after="40"/>
+        <w:ind w:left="432"/>
+      </w:pPr>
+      <w:r>
+        <w:rPr>
+          <w:sz w:val="21"/>
+        </w:rPr>
+        <w:t>在数字空间预演养护方案，评估效果后再现场实施</w:t>
+      </w:r>
+    </w:p>
+    <w:p>
+      <w:pPr>
+        <w:pStyle w:val="ListBullet"/>
+        <w:spacing w:after="40"/>
+        <w:ind w:left="432"/>
+      </w:pPr>
+      <w:r>
+        <w:rPr>
+          <w:sz w:val="21"/>
+        </w:rPr>
+        <w:t>支撑线路大修/改造的仿真模拟，评估改造方案影响</w:t>
+      </w:r>
+    </w:p>
+    <w:p>
+      <w:pPr>
+        <w:spacing w:after="60"/>
+      </w:pPr>
+      <w:r>
+        <w:rPr>
+          <w:sz w:val="21"/>
+        </w:rPr>
+        <w:t>**行业大数据互联**</w:t>
+      </w:r>
+    </w:p>
+    <w:p>
+      <w:pPr>
+        <w:pStyle w:val="ListBullet"/>
+        <w:spacing w:after="40"/>
+        <w:ind w:left="432"/>
+      </w:pPr>
+      <w:r>
+        <w:rPr>
+          <w:sz w:val="21"/>
+        </w:rPr>
+        <w:t>接入铁路工务系统（TMIS/铁路工程信息模型），实现数据互通</w:t>
+      </w:r>
+    </w:p>
+    <w:p>
+      <w:pPr>
+        <w:pStyle w:val="ListBullet"/>
+        <w:spacing w:after="40"/>
+        <w:ind w:left="432"/>
+      </w:pPr>
+      <w:r>
+        <w:rPr>
+          <w:sz w:val="21"/>
+        </w:rPr>
+        <w:t>对接国家铁路智能运维标准，实现数据标准互认</w:t>
+      </w:r>
+    </w:p>
+    <w:p>
+      <w:pPr>
+        <w:pStyle w:val="ListBullet"/>
+        <w:spacing w:after="40"/>
+        <w:ind w:left="432"/>
+      </w:pPr>
+      <w:r>
+        <w:rPr>
+          <w:sz w:val="21"/>
+        </w:rPr>
+        <w:t>构建行业级铁路线路健康大数据平台，支撑全路网级健康管理</w:t>
       </w:r>
     </w:p>
     <w:p>
@@ -1376,7 +2585,7 @@
         <w:rPr>
           <w:sz w:val="21"/>
         </w:rPr>
-        <w:t>*认知篇 → 建造篇（硬件/软件/人机交互/一键巡航/一键返航）→ 数据篇 → 应用篇（大数据平台/养护决策）→ 保障篇（设备完好性/智能安全供电/BMS温度/全节点用电监控）→ 收尾（全寿命周期作为未来发展方向）</w:t>
+        <w:t>*认知篇 → 建造篇（硬件/软件/人机交互/一键巡航/一键返航）→ 数据篇 → 应用篇（大数据平台/养护决策）→ 保障篇（设备运行完好性状态监测/智能安全供电/BMS温度/全节点用电监控）→ 收尾（全生命周期作为未来发展方向）*</w:t>
       </w:r>
     </w:p>
     <w:sectPr>
